--- a/docs/Notes_on_Databricks_Lakehouse_Architecture.docx
+++ b/docs/Notes_on_Databricks_Lakehouse_Architecture.docx
@@ -97,13 +97,11 @@
         </w:numPr>
       </w:pPr>
       <w:r>
-        <w:t xml:space="preserve">Data-Driven Decision Making: Provides data for reporting , analytics, sales forecasting, and </w:t>
-      </w:r>
-      <w:proofErr w:type="spellStart"/>
-      <w:r>
-        <w:t>tren</w:t>
-      </w:r>
-      <w:proofErr w:type="spellEnd"/>
+        <w:t>Data-Driven Decision Making: Provides data for reporting , analytics, sales forecasting, and tren</w:t>
+      </w:r>
+      <w:r>
+        <w:t>d</w:t>
+      </w:r>
       <w:r>
         <w:t xml:space="preserve"> analysis</w:t>
       </w:r>
@@ -129,12 +127,243 @@
       <w:r>
         <w:t xml:space="preserve">Examples of CRM </w:t>
       </w:r>
-    </w:p>
+      <w:r>
+        <w:t>data points:</w:t>
+      </w:r>
+    </w:p>
+    <w:p/>
+    <w:p>
+      <w:pPr>
+        <w:pStyle w:val="ListParagraph"/>
+        <w:numPr>
+          <w:ilvl w:val="0"/>
+          <w:numId w:val="2"/>
+        </w:numPr>
+      </w:pPr>
+      <w:r>
+        <w:t>Descriptive Data: Name, email, company, address</w:t>
+      </w:r>
+    </w:p>
+    <w:p>
+      <w:pPr>
+        <w:pStyle w:val="ListParagraph"/>
+        <w:numPr>
+          <w:ilvl w:val="0"/>
+          <w:numId w:val="2"/>
+        </w:numPr>
+      </w:pPr>
+      <w:r>
+        <w:t>Behavioral Data: website clicks, email opens, product usage</w:t>
+      </w:r>
+    </w:p>
+    <w:p>
+      <w:pPr>
+        <w:pStyle w:val="ListParagraph"/>
+        <w:numPr>
+          <w:ilvl w:val="0"/>
+          <w:numId w:val="2"/>
+        </w:numPr>
+      </w:pPr>
+      <w:r>
+        <w:t>Transactional Data: Purchases, contract value, order frequence</w:t>
+      </w:r>
+    </w:p>
+    <w:p>
+      <w:pPr>
+        <w:pStyle w:val="ListParagraph"/>
+        <w:numPr>
+          <w:ilvl w:val="0"/>
+          <w:numId w:val="2"/>
+        </w:numPr>
+      </w:pPr>
+      <w:r>
+        <w:t>Interaction Data: Support tickets, meeting notes, call logs</w:t>
+      </w:r>
+    </w:p>
+    <w:p/>
+    <w:p/>
     <w:p>
       <w:pPr>
         <w:pStyle w:val="Heading2"/>
       </w:pPr>
       <w:r>
+        <w:t>Enterprise Resource Planning (ERP) database/datasource</w:t>
+      </w:r>
+    </w:p>
+    <w:p/>
+    <w:p>
+      <w:r>
+        <w:t>An ERP system acts as a centralized data source by integrating core business processes – finance, HR, supply chain, and manufacturing into a single, unified database.</w:t>
+      </w:r>
+      <w:r>
+        <w:t xml:space="preserve"> It eliminates data silos, providing a “single source of truth” for real-time, accurate operational and transactional information, which is critical for reporting, analytics, and decision-making.</w:t>
+      </w:r>
+    </w:p>
+    <w:p/>
+    <w:p>
+      <w:r>
+        <w:t>Key Aspects of ERP as a Data Source:</w:t>
+      </w:r>
+    </w:p>
+    <w:p/>
+    <w:p>
+      <w:pPr>
+        <w:pStyle w:val="ListParagraph"/>
+        <w:numPr>
+          <w:ilvl w:val="0"/>
+          <w:numId w:val="2"/>
+        </w:numPr>
+      </w:pPr>
+      <w:r>
+        <w:t>Centralized Repository: all departmental data (e.g. invoices, inventory levels, employee records) flows into one place, ensuring consistency across the organization.</w:t>
+      </w:r>
+    </w:p>
+    <w:p>
+      <w:pPr>
+        <w:pStyle w:val="ListParagraph"/>
+        <w:numPr>
+          <w:ilvl w:val="0"/>
+          <w:numId w:val="2"/>
+        </w:numPr>
+      </w:pPr>
+      <w:r>
+        <w:t xml:space="preserve">Real-Time Information: Unlike fragmented legacy systems, modern ERPs (especially cloud-based ones) provide up-to-the-minute data, allowing for immediate insights and , in many cases, AI -powered analytics. </w:t>
+      </w:r>
+    </w:p>
+    <w:p>
+      <w:pPr>
+        <w:pStyle w:val="ListParagraph"/>
+        <w:numPr>
+          <w:ilvl w:val="0"/>
+          <w:numId w:val="2"/>
+        </w:numPr>
+      </w:pPr>
+      <w:r>
+        <w:t>Types of Data</w:t>
+      </w:r>
+    </w:p>
+    <w:p>
+      <w:pPr>
+        <w:pStyle w:val="ListParagraph"/>
+        <w:numPr>
+          <w:ilvl w:val="1"/>
+          <w:numId w:val="2"/>
+        </w:numPr>
+      </w:pPr>
+      <w:r>
+        <w:t>Master Data: Relatively stable, core information like customer lists, vendor details and product catalogs</w:t>
+      </w:r>
+    </w:p>
+    <w:p>
+      <w:pPr>
+        <w:pStyle w:val="ListParagraph"/>
+        <w:numPr>
+          <w:ilvl w:val="1"/>
+          <w:numId w:val="2"/>
+        </w:numPr>
+      </w:pPr>
+      <w:r>
+        <w:lastRenderedPageBreak/>
+        <w:t>Transactional Data: Daily operational, time-sensitive data such as sales orders, purchase orders and journal entries.</w:t>
+      </w:r>
+    </w:p>
+    <w:p>
+      <w:pPr>
+        <w:pStyle w:val="ListParagraph"/>
+        <w:numPr>
+          <w:ilvl w:val="0"/>
+          <w:numId w:val="2"/>
+        </w:numPr>
+      </w:pPr>
+      <w:r>
+        <w:t xml:space="preserve">Cross-Functional Integration: </w:t>
+      </w:r>
+      <w:r>
+        <w:t xml:space="preserve">Data entered in one module (e.g. Sales) immediately updates </w:t>
+      </w:r>
+      <w:proofErr w:type="spellStart"/>
+      <w:r>
+        <w:t>relaed</w:t>
+      </w:r>
+      <w:proofErr w:type="spellEnd"/>
+      <w:r>
+        <w:t xml:space="preserve"> modules (e.g. Finance, Inventory), enabling automated workflows and better planning.</w:t>
+      </w:r>
+    </w:p>
+    <w:p>
+      <w:pPr>
+        <w:ind w:left="360"/>
+      </w:pPr>
+    </w:p>
+    <w:p>
+      <w:pPr>
+        <w:ind w:left="360"/>
+      </w:pPr>
+      <w:r>
+        <w:t>Benefits of Using ERP as a Data Source:</w:t>
+      </w:r>
+    </w:p>
+    <w:p>
+      <w:pPr>
+        <w:pStyle w:val="ListParagraph"/>
+        <w:numPr>
+          <w:ilvl w:val="0"/>
+          <w:numId w:val="2"/>
+        </w:numPr>
+      </w:pPr>
+      <w:r>
+        <w:t>Improved Accuracy: reduces manual data entry errors and duplication, ensuring data integrity</w:t>
+      </w:r>
+    </w:p>
+    <w:p>
+      <w:pPr>
+        <w:pStyle w:val="ListParagraph"/>
+        <w:numPr>
+          <w:ilvl w:val="0"/>
+          <w:numId w:val="2"/>
+        </w:numPr>
+      </w:pPr>
+      <w:r>
+        <w:t>Enhanced Reporting: enables comprehensive financial analysis, performance tracking, and strategic forecasting.</w:t>
+      </w:r>
+    </w:p>
+    <w:p>
+      <w:pPr>
+        <w:pStyle w:val="ListParagraph"/>
+        <w:numPr>
+          <w:ilvl w:val="0"/>
+          <w:numId w:val="2"/>
+        </w:numPr>
+      </w:pPr>
+      <w:r>
+        <w:t>Efficiency &amp; Automation: Streamlines, and often automates, repetitive tasks like payroll, invoicing, and inventory updates.</w:t>
+      </w:r>
+    </w:p>
+    <w:p>
+      <w:pPr>
+        <w:ind w:left="360"/>
+      </w:pPr>
+    </w:p>
+    <w:p>
+      <w:pPr>
+        <w:ind w:left="360"/>
+      </w:pPr>
+      <w:r>
+        <w:t>Examples: SAPOracle, Microsoft Dynamics 365</w:t>
+      </w:r>
+    </w:p>
+    <w:p>
+      <w:pPr>
+        <w:ind w:left="360"/>
+      </w:pPr>
+    </w:p>
+    <w:p/>
+    <w:p/>
+    <w:p>
+      <w:pPr>
+        <w:pStyle w:val="Heading2"/>
+      </w:pPr>
+      <w:r>
         <w:t>Data Warehouse</w:t>
       </w:r>
     </w:p>
@@ -142,7 +371,26 @@
       <w:r>
         <w:t>A data warehouse is a centralized repository that aggregates structured data from multiple, disparate sources (e.g. CRM, ERP, SQL databases)</w:t>
       </w:r>
-    </w:p>
+      <w:r>
+        <w:t xml:space="preserve"> to support comprehensive, high-performance analytics, BI, and decision making. Unlike operation databases, they are optimized for complex, historical analysis, providing a unified, </w:t>
+      </w:r>
+      <w:proofErr w:type="spellStart"/>
+      <w:r>
+        <w:t>clea</w:t>
+      </w:r>
+      <w:proofErr w:type="spellEnd"/>
+      <w:r>
+        <w:t xml:space="preserve"> and consistent “single source of truth”.</w:t>
+      </w:r>
+    </w:p>
+    <w:p/>
+    <w:p>
+      <w:r>
+        <w:t>Key Components and How It Works</w:t>
+      </w:r>
+    </w:p>
+    <w:p/>
+    <w:p/>
     <w:p/>
     <w:p>
       <w:pPr>
@@ -184,7 +432,7 @@
         <w:rFonts w:ascii="Symbol" w:eastAsiaTheme="minorHAnsi" w:hAnsi="Symbol" w:cstheme="minorBidi" w:hint="default"/>
       </w:rPr>
     </w:lvl>
-    <w:lvl w:ilvl="1" w:tplc="04090003" w:tentative="1">
+    <w:lvl w:ilvl="1" w:tplc="04090003">
       <w:start w:val="1"/>
       <w:numFmt w:val="bullet"/>
       <w:lvlText w:val="o"/>
